--- a/원고/3부/러시아어_컨설턴트_31아크.docx
+++ b/원고/3부/러시아어_컨설턴트_31아크.docx
@@ -520,6 +520,24 @@
           <w:bCs/>
           <w:b/>
         </w:rPr>
+        <w:t xml:space="preserve">Настя:</w:t>
+      </w:r>
+      <w:r>
+        <w:t xml:space="preserve"> </w:t>
+      </w:r>
+      <w:r>
+        <w:t xml:space="preserve">А девиз? Я бы взяла пушкинское: «Береги честь смолоду». Фирма у нас молодая, а честь для аудитора — единственный капитал, который потом не докупишь.</w:t>
+      </w:r>
+    </w:p>
+    <w:p>
+      <w:pPr>
+        <w:pStyle w:val="BodyText"/>
+      </w:pPr>
+      <w:r>
+        <w:rPr>
+          <w:bCs/>
+          <w:b/>
+        </w:rPr>
         <w:t xml:space="preserve">Кирилл:</w:t>
       </w:r>
       <w:r>
@@ -1929,6 +1947,42 @@
       </w:r>
       <w:r>
         <w:t xml:space="preserve">Именно такого партнёрства — я, и надеялся найти уходя из большой четвёрки.</w:t>
+      </w:r>
+    </w:p>
+    <w:p>
+      <w:pPr>
+        <w:pStyle w:val="BodyText"/>
+      </w:pPr>
+      <w:r>
+        <w:rPr>
+          <w:bCs/>
+          <w:b/>
+        </w:rPr>
+        <w:t xml:space="preserve">Изольда:</w:t>
+      </w:r>
+      <w:r>
+        <w:t xml:space="preserve"> </w:t>
+      </w:r>
+      <w:r>
+        <w:t xml:space="preserve">Тогда первое правило нашего партнёрства, Вениамин Олегович: доверяй, но проверяй. Ярослава Тимофеевна нам доверилась — значит, мы проверяем всё, даже то, что выглядит безупречно.</w:t>
+      </w:r>
+    </w:p>
+    <w:p>
+      <w:pPr>
+        <w:pStyle w:val="BodyText"/>
+      </w:pPr>
+      <w:r>
+        <w:rPr>
+          <w:bCs/>
+          <w:b/>
+        </w:rPr>
+        <w:t xml:space="preserve">Вениамин:</w:t>
+      </w:r>
+      <w:r>
+        <w:t xml:space="preserve"> </w:t>
+      </w:r>
+      <w:r>
+        <w:t xml:space="preserve">Запомню. Особенно — про то, что выглядит безупречно.</w:t>
       </w:r>
     </w:p>
     <w:p>

--- a/원고/3부/러시아어_컨설턴트_31아크.docx
+++ b/원고/3부/러시아어_컨설턴트_31아크.docx
@@ -3199,6 +3199,222 @@
       </w:r>
       <w:r>
         <w:t xml:space="preserve">Договорились. Спокойной ночи.</w:t>
+      </w:r>
+    </w:p>
+    <w:p>
+      <w:r>
+        <w:br w:type="page"/>
+      </w:r>
+    </w:p>
+    <w:p>
+      <w:pPr>
+        <w:pStyle w:val="BodyText"/>
+      </w:pPr>
+      <w:r>
+        <w:rPr>
+          <w:b/>
+          <w:bCs/>
+          <w:sz w:val="32"/>
+          <w:szCs w:val="32"/>
+        </w:rPr>
+        <w:t xml:space="preserve">📚 인용 해설 노트 — 31아크</w:t>
+      </w:r>
+    </w:p>
+    <w:p>
+      <w:pPr>
+        <w:pStyle w:val="BodyText"/>
+      </w:pPr>
+      <w:r>
+        <w:rPr/>
+        <w:t xml:space="preserve">이 화에 나온 러시아 고전 인용과 속담의 뜻, 원작 맥락, 쓰인 장면, 실제 대화에서 쓰는 요령을 정리했습니다.</w:t>
+      </w:r>
+    </w:p>
+    <w:p>
+      <w:pPr>
+        <w:pStyle w:val="BodyText"/>
+      </w:pPr>
+      <w:r>
+        <w:rPr>
+          <w:b/>
+          <w:bCs/>
+          <w:sz w:val="24"/>
+          <w:szCs w:val="24"/>
+        </w:rPr>
+        <w:t xml:space="preserve">인용 1 · «Береги честь смолоду»</w:t>
+      </w:r>
+    </w:p>
+    <w:p>
+      <w:pPr>
+        <w:pStyle w:val="BodyText"/>
+      </w:pPr>
+      <w:r>
+        <w:rPr>
+          <w:b/>
+          <w:bCs/>
+        </w:rPr>
+        <w:t xml:space="preserve">출전: </w:t>
+      </w:r>
+      <w:r>
+        <w:rPr/>
+        <w:t xml:space="preserve">러시아 속담. 알렉산드르 푸시킨 『대위의 딸』의 제사(題詞)로 유명해짐</w:t>
+      </w:r>
+    </w:p>
+    <w:p>
+      <w:pPr>
+        <w:pStyle w:val="BodyText"/>
+      </w:pPr>
+      <w:r>
+        <w:rPr>
+          <w:b/>
+          <w:bCs/>
+        </w:rPr>
+        <w:t xml:space="preserve">뜻: </w:t>
+      </w:r>
+      <w:r>
+        <w:rPr/>
+        <w:t xml:space="preserve">젊을 때부터 명예를 지켜라.</w:t>
+      </w:r>
+    </w:p>
+    <w:p>
+      <w:pPr>
+        <w:pStyle w:val="BodyText"/>
+      </w:pPr>
+      <w:r>
+        <w:rPr>
+          <w:b/>
+          <w:bCs/>
+        </w:rPr>
+        <w:t xml:space="preserve">원작·유래: </w:t>
+      </w:r>
+      <w:r>
+        <w:rPr/>
+        <w:t xml:space="preserve">원래 속담은 «Береги платье снову, а честь смолоду»(옷은 새것일 때부터, 명예는 젊을 때부터 아껴라)입니다. 『대위의 딸』에서 아버지가 군에 입대하는 아들에게 남기는 당부로 나옵니다.</w:t>
+      </w:r>
+    </w:p>
+    <w:p>
+      <w:pPr>
+        <w:pStyle w:val="BodyText"/>
+      </w:pPr>
+      <w:r>
+        <w:rPr>
+          <w:b/>
+          <w:bCs/>
+        </w:rPr>
+        <w:t xml:space="preserve">이 화에서: </w:t>
+      </w:r>
+      <w:r>
+        <w:rPr/>
+        <w:t xml:space="preserve">감사법인 «Компас Аудит»를 세우며 나스탸가 '감사인에게 명예는 다시 살 수 없는 유일한 자본'이라며 회사 모토로 제안합니다.</w:t>
+      </w:r>
+    </w:p>
+    <w:p>
+      <w:pPr>
+        <w:pStyle w:val="BodyText"/>
+      </w:pPr>
+      <w:r>
+        <w:rPr>
+          <w:b/>
+          <w:bCs/>
+        </w:rPr>
+        <w:t xml:space="preserve">대화 활용 팁: </w:t>
+      </w:r>
+      <w:r>
+        <w:rPr/>
+        <w:t xml:space="preserve">신입사원 환영, 창업, 젊은 사람에게 주는 조언으로 아주 좋습니다. 윤리와 평판을 강조할 때 러시아인이라면 누구나 공감하는 표현입니다.</w:t>
+      </w:r>
+    </w:p>
+    <w:p>
+      <w:pPr>
+        <w:pStyle w:val="BodyText"/>
+      </w:pPr>
+      <w:r>
+        <w:rPr>
+          <w:b/>
+          <w:bCs/>
+          <w:sz w:val="24"/>
+          <w:szCs w:val="24"/>
+        </w:rPr>
+        <w:t xml:space="preserve">인용 2 · «Доверяй, но проверяй»</w:t>
+      </w:r>
+    </w:p>
+    <w:p>
+      <w:pPr>
+        <w:pStyle w:val="BodyText"/>
+      </w:pPr>
+      <w:r>
+        <w:rPr>
+          <w:b/>
+          <w:bCs/>
+        </w:rPr>
+        <w:t xml:space="preserve">출전: </w:t>
+      </w:r>
+      <w:r>
+        <w:rPr/>
+        <w:t xml:space="preserve">러시아 속담</w:t>
+      </w:r>
+    </w:p>
+    <w:p>
+      <w:pPr>
+        <w:pStyle w:val="BodyText"/>
+      </w:pPr>
+      <w:r>
+        <w:rPr>
+          <w:b/>
+          <w:bCs/>
+        </w:rPr>
+        <w:t xml:space="preserve">뜻: </w:t>
+      </w:r>
+      <w:r>
+        <w:rPr/>
+        <w:t xml:space="preserve">믿어라, 그러나 확인하라.</w:t>
+      </w:r>
+    </w:p>
+    <w:p>
+      <w:pPr>
+        <w:pStyle w:val="BodyText"/>
+      </w:pPr>
+      <w:r>
+        <w:rPr>
+          <w:b/>
+          <w:bCs/>
+        </w:rPr>
+        <w:t xml:space="preserve">원작·유래: </w:t>
+      </w:r>
+      <w:r>
+        <w:rPr/>
+        <w:t xml:space="preserve">1980년대 레이건 미국 대통령이 소련과 핵군축 협상을 하며 이 러시아 속담을 인용해(Trust, but verify) 국제적으로 유명해졌습니다.</w:t>
+      </w:r>
+    </w:p>
+    <w:p>
+      <w:pPr>
+        <w:pStyle w:val="BodyText"/>
+      </w:pPr>
+      <w:r>
+        <w:rPr>
+          <w:b/>
+          <w:bCs/>
+        </w:rPr>
+        <w:t xml:space="preserve">이 화에서: </w:t>
+      </w:r>
+      <w:r>
+        <w:rPr/>
+        <w:t xml:space="preserve">베테랑 회계사 이졸다가 신입 베니아민에게 '고객이 우리를 믿어 줬으니 완벽해 보이는 것까지 다 확인한다'며 첫 번째 원칙으로 가르칩니다.</w:t>
+      </w:r>
+    </w:p>
+    <w:p>
+      <w:pPr>
+        <w:pStyle w:val="BodyText"/>
+      </w:pPr>
+      <w:r>
+        <w:rPr>
+          <w:b/>
+          <w:bCs/>
+        </w:rPr>
+        <w:t xml:space="preserve">대화 활용 팁: </w:t>
+      </w:r>
+      <w:r>
+        <w:rPr/>
+        <w:t xml:space="preserve">감사, 실사, 품질관리, 계약 검토에서 가장 기본적인 원칙을 말할 때 씁니다. 상대에 대한 불신으로 들리지 않게 '원칙'이나 '절차'로 소개하세요.</w:t>
       </w:r>
     </w:p>
     <w:sectPr/>
